--- a/Training Portal - Publishing Sessions (Form Version).docx
+++ b/Training Portal - Publishing Sessions (Form Version).docx
@@ -13,7 +13,7 @@
           <w:sz w:val="32"/>
           <w:szCs w:val="32"/>
         </w:rPr>
-        <w:t xml:space="preserve">Publishing a session — SOP</w:t>
+        <w:t xml:space="preserve">How to publish a new training session</w:t>
       </w:r>
     </w:p>
     <w:p>
@@ -26,7 +26,7 @@
           <w:iCs/>
           <w:color w:val="555555"/>
         </w:rPr>
-        <w:t xml:space="preserve">Everything you need to add a new Corie training session to the portal. From files-in-inbox to live-on-the-website in about 60 seconds.</w:t>
+        <w:t xml:space="preserve">Go to training-portal-mauve.vercel.app/admin/sessions/new and log in with the admin password.</w:t>
       </w:r>
     </w:p>
     <w:p>
@@ -39,67 +39,91 @@
           <w:b/>
           <w:bCs/>
         </w:rPr>
-        <w:t xml:space="preserve">What you'll need from Corie's team</w:t>
-      </w:r>
-    </w:p>
-    <w:p>
-      <w:pPr>
-        <w:pStyle w:val="ListParagraph"/>
-        <w:numPr>
-          <w:ilvl w:val="0"/>
-          <w:numId w:val="2"/>
-        </w:numPr>
-      </w:pPr>
-      <w:r>
-        <w:t xml:space="preserve">Debrief DOCX — the long-form write-up (headed "Sales Training — Session NN")</w:t>
-      </w:r>
-    </w:p>
-    <w:p>
-      <w:pPr>
-        <w:pStyle w:val="ListParagraph"/>
-        <w:numPr>
-          <w:ilvl w:val="0"/>
-          <w:numId w:val="2"/>
-        </w:numPr>
-      </w:pPr>
-      <w:r>
-        <w:t xml:space="preserve">Debrief PDF — the same document, saved as PDF. If you only have the DOCX, open it in Word and File &gt; Save As &gt; PDF.</w:t>
-      </w:r>
-    </w:p>
-    <w:p>
-      <w:pPr>
-        <w:pStyle w:val="ListParagraph"/>
-        <w:numPr>
-          <w:ilvl w:val="0"/>
-          <w:numId w:val="2"/>
-        </w:numPr>
-      </w:pPr>
-      <w:r>
-        <w:t xml:space="preserve">Toolkit PDF — the single-page reference sheet</w:t>
-      </w:r>
-    </w:p>
-    <w:p>
-      <w:pPr>
-        <w:pStyle w:val="ListParagraph"/>
-        <w:numPr>
-          <w:ilvl w:val="0"/>
-          <w:numId w:val="2"/>
-        </w:numPr>
-      </w:pPr>
-      <w:r>
-        <w:t xml:space="preserve">Quiz DOCX — the 8-question quiz (Q1–Q8 with A/B/C/D options + Answer Key section)</w:t>
-      </w:r>
-    </w:p>
-    <w:p>
-      <w:pPr>
-        <w:pStyle w:val="ListParagraph"/>
-        <w:numPr>
-          <w:ilvl w:val="0"/>
-          <w:numId w:val="2"/>
-        </w:numPr>
-      </w:pPr>
-      <w:r>
-        <w:t xml:space="preserve">The YouTube URL for the intro video</w:t>
+        <w:t xml:space="preserve">Files to drag in</w:t>
+      </w:r>
+    </w:p>
+    <w:p>
+      <w:pPr>
+        <w:spacing w:after="120"/>
+      </w:pPr>
+      <w:r>
+        <w:t xml:space="preserve">Corie's team sends these:</w:t>
+      </w:r>
+    </w:p>
+    <w:p>
+      <w:pPr>
+        <w:pStyle w:val="ListParagraph"/>
+        <w:numPr>
+          <w:ilvl w:val="0"/>
+          <w:numId w:val="2"/>
+        </w:numPr>
+      </w:pPr>
+      <w:r>
+        <w:rPr>
+          <w:b/>
+          <w:bCs/>
+        </w:rPr>
+        <w:t xml:space="preserve">Debrief PDF </w:t>
+      </w:r>
+      <w:r>
+        <w:t xml:space="preserve">(required)</w:t>
+      </w:r>
+    </w:p>
+    <w:p>
+      <w:pPr>
+        <w:pStyle w:val="ListParagraph"/>
+        <w:numPr>
+          <w:ilvl w:val="0"/>
+          <w:numId w:val="2"/>
+        </w:numPr>
+      </w:pPr>
+      <w:r>
+        <w:rPr>
+          <w:b/>
+          <w:bCs/>
+        </w:rPr>
+        <w:t xml:space="preserve">Toolkit PDF </w:t>
+      </w:r>
+      <w:r>
+        <w:t xml:space="preserve">(required)</w:t>
+      </w:r>
+    </w:p>
+    <w:p>
+      <w:pPr>
+        <w:pStyle w:val="ListParagraph"/>
+        <w:numPr>
+          <w:ilvl w:val="0"/>
+          <w:numId w:val="2"/>
+        </w:numPr>
+      </w:pPr>
+      <w:r>
+        <w:rPr>
+          <w:b/>
+          <w:bCs/>
+        </w:rPr>
+        <w:t xml:space="preserve">Quiz DOCX </w:t>
+      </w:r>
+      <w:r>
+        <w:t xml:space="preserve">(required)</w:t>
+      </w:r>
+    </w:p>
+    <w:p>
+      <w:pPr>
+        <w:pStyle w:val="ListParagraph"/>
+        <w:numPr>
+          <w:ilvl w:val="0"/>
+          <w:numId w:val="2"/>
+        </w:numPr>
+      </w:pPr>
+      <w:r>
+        <w:rPr>
+          <w:b/>
+          <w:bCs/>
+        </w:rPr>
+        <w:t xml:space="preserve">Debrief DOCX </w:t>
+      </w:r>
+      <w:r>
+        <w:t xml:space="preserve">(optional — skip if you only have the PDF)</w:t>
       </w:r>
     </w:p>
     <w:p>
@@ -112,98 +136,164 @@
           <w:b/>
           <w:bCs/>
         </w:rPr>
-        <w:t xml:space="preserve">Step-by-step</w:t>
-      </w:r>
-    </w:p>
-    <w:p>
-      <w:pPr>
-        <w:pStyle w:val="ListParagraph"/>
-        <w:numPr>
-          <w:ilvl w:val="0"/>
-          <w:numId w:val="3"/>
-        </w:numPr>
-      </w:pPr>
-      <w:r>
-        <w:t xml:space="preserve">Open </w:t>
-      </w:r>
-      <w:r>
-        <w:rPr>
-          <w:b/>
-          <w:bCs/>
-        </w:rPr>
-        <w:t xml:space="preserve">training-portal-mauve.vercel.app/admin/sessions/new</w:t>
-      </w:r>
-      <w:r>
-        <w:t xml:space="preserve"> and enter the admin password.</w:t>
-      </w:r>
-    </w:p>
-    <w:p>
-      <w:pPr>
-        <w:pStyle w:val="ListParagraph"/>
-        <w:numPr>
-          <w:ilvl w:val="0"/>
-          <w:numId w:val="3"/>
-        </w:numPr>
-      </w:pPr>
-      <w:r>
-        <w:t xml:space="preserve">Drag each file into its matching slot: Debrief DOCX, Debrief PDF, Toolkit PDF, Quiz DOCX. The green tick appears when each file is loaded.</w:t>
-      </w:r>
-    </w:p>
-    <w:p>
-      <w:pPr>
-        <w:pStyle w:val="ListParagraph"/>
-        <w:numPr>
-          <w:ilvl w:val="0"/>
-          <w:numId w:val="3"/>
-        </w:numPr>
-      </w:pPr>
-      <w:r>
-        <w:t xml:space="preserve">Paste the YouTube URL. Leave blank if the session doesn't have an intro video.</w:t>
-      </w:r>
-    </w:p>
-    <w:p>
-      <w:pPr>
-        <w:pStyle w:val="ListParagraph"/>
-        <w:numPr>
-          <w:ilvl w:val="0"/>
-          <w:numId w:val="3"/>
-        </w:numPr>
-      </w:pPr>
-      <w:r>
-        <w:t xml:space="preserve">Set the session number (the next number after the most recent — check Airtable &gt; Sessions if you're not sure) and the LG/CS number (the LG-view display number, one higher than the last LG number). Leave LG number blank if it's a sales-only session.</w:t>
-      </w:r>
-    </w:p>
-    <w:p>
-      <w:pPr>
-        <w:pStyle w:val="ListParagraph"/>
-        <w:numPr>
-          <w:ilvl w:val="0"/>
-          <w:numId w:val="3"/>
-        </w:numPr>
-      </w:pPr>
-      <w:r>
-        <w:t xml:space="preserve">Tick which teams get access: Sales, Lead Gen, Customer Service. Default is all three.</w:t>
-      </w:r>
-    </w:p>
-    <w:p>
-      <w:pPr>
-        <w:pStyle w:val="ListParagraph"/>
-        <w:numPr>
-          <w:ilvl w:val="0"/>
-          <w:numId w:val="3"/>
-        </w:numPr>
-      </w:pPr>
-      <w:r>
-        <w:t xml:space="preserve">Session date defaults to today. Only change it if you're back-dating an old session.</w:t>
-      </w:r>
-    </w:p>
-    <w:p>
-      <w:pPr>
-        <w:pStyle w:val="ListParagraph"/>
-        <w:numPr>
-          <w:ilvl w:val="0"/>
-          <w:numId w:val="3"/>
-        </w:numPr>
+        <w:t xml:space="preserve">Fields to fill in</w:t>
+      </w:r>
+    </w:p>
+    <w:p>
+      <w:pPr>
+        <w:pStyle w:val="ListParagraph"/>
+        <w:numPr>
+          <w:ilvl w:val="0"/>
+          <w:numId w:val="2"/>
+        </w:numPr>
+      </w:pPr>
+      <w:r>
+        <w:rPr>
+          <w:b/>
+          <w:bCs/>
+        </w:rPr>
+        <w:t xml:space="preserve">Session title </w:t>
+      </w:r>
+      <w:r>
+        <w:t xml:space="preserve">— copy from the top of the debrief doc, include the full stop (e.g. "Get Over the Curb.")</w:t>
+      </w:r>
+    </w:p>
+    <w:p>
+      <w:pPr>
+        <w:pStyle w:val="ListParagraph"/>
+        <w:numPr>
+          <w:ilvl w:val="0"/>
+          <w:numId w:val="2"/>
+        </w:numPr>
+      </w:pPr>
+      <w:r>
+        <w:rPr>
+          <w:b/>
+          <w:bCs/>
+        </w:rPr>
+        <w:t xml:space="preserve">Summary </w:t>
+      </w:r>
+      <w:r>
+        <w:t xml:space="preserve">— copy the paragraph under "WHAT THIS SESSION IS" at the top of the debrief doc</w:t>
+      </w:r>
+    </w:p>
+    <w:p>
+      <w:pPr>
+        <w:pStyle w:val="ListParagraph"/>
+        <w:numPr>
+          <w:ilvl w:val="0"/>
+          <w:numId w:val="2"/>
+        </w:numPr>
+      </w:pPr>
+      <w:r>
+        <w:rPr>
+          <w:b/>
+          <w:bCs/>
+        </w:rPr>
+        <w:t xml:space="preserve">Intro YouTube URL </w:t>
+      </w:r>
+      <w:r>
+        <w:t xml:space="preserve">— paste the link</w:t>
+      </w:r>
+    </w:p>
+    <w:p>
+      <w:pPr>
+        <w:pStyle w:val="ListParagraph"/>
+        <w:numPr>
+          <w:ilvl w:val="0"/>
+          <w:numId w:val="2"/>
+        </w:numPr>
+      </w:pPr>
+      <w:r>
+        <w:rPr>
+          <w:b/>
+          <w:bCs/>
+        </w:rPr>
+        <w:t xml:space="preserve">Session date </w:t>
+      </w:r>
+      <w:r>
+        <w:t xml:space="preserve">— defaults to today</w:t>
+      </w:r>
+    </w:p>
+    <w:p>
+      <w:pPr>
+        <w:pStyle w:val="ListParagraph"/>
+        <w:numPr>
+          <w:ilvl w:val="0"/>
+          <w:numId w:val="2"/>
+        </w:numPr>
+      </w:pPr>
+      <w:r>
+        <w:rPr>
+          <w:b/>
+          <w:bCs/>
+        </w:rPr>
+        <w:t xml:space="preserve">Number </w:t>
+      </w:r>
+      <w:r>
+        <w:t xml:space="preserve">— the next number after the most recent session (check Airtable &gt; Sessions if you're unsure)</w:t>
+      </w:r>
+    </w:p>
+    <w:p>
+      <w:pPr>
+        <w:pStyle w:val="ListParagraph"/>
+        <w:numPr>
+          <w:ilvl w:val="0"/>
+          <w:numId w:val="2"/>
+        </w:numPr>
+      </w:pPr>
+      <w:r>
+        <w:rPr>
+          <w:b/>
+          <w:bCs/>
+        </w:rPr>
+        <w:t xml:space="preserve">LG/CS number </w:t>
+      </w:r>
+      <w:r>
+        <w:t xml:space="preserve">— next number for the Lead Gen/Customer Service view (leave blank if sales-only)</w:t>
+      </w:r>
+    </w:p>
+    <w:p>
+      <w:pPr>
+        <w:pStyle w:val="ListParagraph"/>
+        <w:numPr>
+          <w:ilvl w:val="0"/>
+          <w:numId w:val="2"/>
+        </w:numPr>
+      </w:pPr>
+      <w:r>
+        <w:rPr>
+          <w:b/>
+          <w:bCs/>
+        </w:rPr>
+        <w:t xml:space="preserve">Audience </w:t>
+      </w:r>
+      <w:r>
+        <w:t xml:space="preserve">— tick which teams get access (default is all three)</w:t>
+      </w:r>
+    </w:p>
+    <w:p>
+      <w:pPr>
+        <w:pStyle w:val="ListParagraph"/>
+        <w:numPr>
+          <w:ilvl w:val="0"/>
+          <w:numId w:val="2"/>
+        </w:numPr>
+      </w:pPr>
+      <w:r>
+        <w:rPr>
+          <w:b/>
+          <w:bCs/>
+        </w:rPr>
+        <w:t xml:space="preserve">Origin </w:t>
+      </w:r>
+      <w:r>
+        <w:t xml:space="preserve">— tick Sales training and/or Customer service training (either, or both)</w:t>
+      </w:r>
+    </w:p>
+    <w:p>
+      <w:pPr>
+        <w:spacing w:after="240" w:before="240"/>
       </w:pPr>
       <w:r>
         <w:t xml:space="preserve">Hit </w:t>
@@ -216,224 +306,35 @@
         <w:t xml:space="preserve">Publish session</w:t>
       </w:r>
       <w:r>
-        <w:t xml:space="preserve">. The button shows "Publishing…" for a few seconds while it uploads.</w:t>
-      </w:r>
-    </w:p>
-    <w:p>
-      <w:pPr>
-        <w:pStyle w:val="ListParagraph"/>
-        <w:numPr>
-          <w:ilvl w:val="0"/>
-          <w:numId w:val="3"/>
-        </w:numPr>
-      </w:pPr>
-      <w:r>
-        <w:t xml:space="preserve">Success screen shows the URL. Click through to check it looks right — the intro video plays, the debrief PDF opens, the toolkit PDF opens, and the quiz shows all 8 questions.</w:t>
+        <w:t xml:space="preserve">. Goes live in ~60 seconds.</w:t>
       </w:r>
     </w:p>
     <w:p>
       <w:pPr>
         <w:pStyle w:val="Heading2"/>
-        <w:spacing w:after="120" w:before="300"/>
-      </w:pPr>
-      <w:r>
-        <w:rPr>
-          <w:b/>
-          <w:bCs/>
-        </w:rPr>
-        <w:t xml:space="preserve">What happens automatically</w:t>
-      </w:r>
-    </w:p>
-    <w:p>
-      <w:r>
-        <w:t xml:space="preserve">You never write prose. The server reads Corie's debrief DOCX and pulls out:</w:t>
-      </w:r>
-    </w:p>
-    <w:p>
-      <w:pPr>
-        <w:pStyle w:val="ListParagraph"/>
-        <w:numPr>
-          <w:ilvl w:val="0"/>
-          <w:numId w:val="2"/>
-        </w:numPr>
-      </w:pPr>
-      <w:r>
-        <w:rPr>
-          <w:b/>
-          <w:bCs/>
-        </w:rPr>
-        <w:t xml:space="preserve">Title</w:t>
-      </w:r>
-      <w:r>
-        <w:t xml:space="preserve"> — from the header block</w:t>
-      </w:r>
-    </w:p>
-    <w:p>
-      <w:pPr>
-        <w:pStyle w:val="ListParagraph"/>
-        <w:numPr>
-          <w:ilvl w:val="0"/>
-          <w:numId w:val="2"/>
-        </w:numPr>
-      </w:pPr>
-      <w:r>
-        <w:rPr>
-          <w:b/>
-          <w:bCs/>
-        </w:rPr>
-        <w:t xml:space="preserve">Summary</w:t>
-      </w:r>
-      <w:r>
-        <w:t xml:space="preserve"> — from the "WHAT THIS SESSION IS" paragraph</w:t>
-      </w:r>
-    </w:p>
-    <w:p>
-      <w:pPr>
-        <w:pStyle w:val="ListParagraph"/>
-        <w:numPr>
-          <w:ilvl w:val="0"/>
-          <w:numId w:val="2"/>
-        </w:numPr>
-      </w:pPr>
-      <w:r>
-        <w:rPr>
-          <w:b/>
-          <w:bCs/>
-        </w:rPr>
-        <w:t xml:space="preserve">Key takeaway</w:t>
-      </w:r>
-      <w:r>
-        <w:t xml:space="preserve"> — from the "Today's challenge" section at the end</w:t>
-      </w:r>
-    </w:p>
-    <w:p>
-      <w:pPr>
-        <w:spacing w:after="120" w:before="120"/>
-      </w:pPr>
-      <w:r>
-        <w:t xml:space="preserve">The quiz DOCX gets parsed into the interactive quiz format (8 questions, correct answers, rationales) — nothing to do by hand.</w:t>
-      </w:r>
-    </w:p>
-    <w:p>
-      <w:r>
-        <w:t xml:space="preserve">If the auto-extract looks wrong, expand the </w:t>
-      </w:r>
-      <w:r>
-        <w:rPr>
-          <w:b/>
-          <w:bCs/>
-        </w:rPr>
-        <w:t xml:space="preserve">Overrides</w:t>
-      </w:r>
-      <w:r>
-        <w:t xml:space="preserve"> section at the bottom of the form and type your own version. Overrides win over auto-extract.</w:t>
-      </w:r>
-    </w:p>
-    <w:p>
-      <w:pPr>
-        <w:pStyle w:val="Heading2"/>
-        <w:spacing w:after="120" w:before="300"/>
-      </w:pPr>
-      <w:r>
-        <w:rPr>
-          <w:b/>
-          <w:bCs/>
-        </w:rPr>
-        <w:t xml:space="preserve">If something goes wrong</w:t>
-      </w:r>
-    </w:p>
-    <w:p>
-      <w:pPr>
-        <w:pStyle w:val="ListParagraph"/>
-        <w:numPr>
-          <w:ilvl w:val="0"/>
-          <w:numId w:val="2"/>
-        </w:numPr>
-      </w:pPr>
-      <w:r>
-        <w:rPr>
-          <w:b/>
-          <w:bCs/>
-        </w:rPr>
-        <w:t xml:space="preserve">Red error box on submit</w:t>
-      </w:r>
-      <w:r>
-        <w:t xml:space="preserve"> — read the message. Most common cause: the quiz DOCX doesn't match Corie's standard format (missing "Answer key &amp; coaching notes" section, or fewer than 4 options per question). Ask Corie's team to double-check the file.</w:t>
-      </w:r>
-    </w:p>
-    <w:p>
-      <w:pPr>
-        <w:pStyle w:val="ListParagraph"/>
-        <w:numPr>
-          <w:ilvl w:val="0"/>
-          <w:numId w:val="2"/>
-        </w:numPr>
-      </w:pPr>
-      <w:r>
-        <w:rPr>
-          <w:b/>
-          <w:bCs/>
-        </w:rPr>
-        <w:t xml:space="preserve">Session doesn't appear on the portal</w:t>
-      </w:r>
-      <w:r>
-        <w:t xml:space="preserve"> — wait 60 seconds and refresh. If still missing, open Airtable &gt; Sessions and check the row exists with Published ticked.</w:t>
-      </w:r>
-    </w:p>
-    <w:p>
-      <w:pPr>
-        <w:pStyle w:val="ListParagraph"/>
-        <w:numPr>
-          <w:ilvl w:val="0"/>
-          <w:numId w:val="2"/>
-        </w:numPr>
-      </w:pPr>
-      <w:r>
-        <w:rPr>
-          <w:b/>
-          <w:bCs/>
-        </w:rPr>
-        <w:t xml:space="preserve">Wrong summary or key takeaway</w:t>
-      </w:r>
-      <w:r>
-        <w:t xml:space="preserve"> — open the Airtable Sessions row directly and edit the Summary or KeyTakeaway field. Portal updates within 60 seconds.</w:t>
-      </w:r>
-    </w:p>
-    <w:p>
-      <w:pPr>
-        <w:pStyle w:val="ListParagraph"/>
-        <w:numPr>
-          <w:ilvl w:val="0"/>
-          <w:numId w:val="2"/>
-        </w:numPr>
-      </w:pPr>
-      <w:r>
-        <w:rPr>
-          <w:b/>
-          <w:bCs/>
-        </w:rPr>
-        <w:t xml:space="preserve">Need to hide a session</w:t>
-      </w:r>
-      <w:r>
-        <w:t xml:space="preserve"> — open Airtable &gt; Sessions, find the row, untick Published. It disappears from the portal within 60 seconds without being deleted.</w:t>
-      </w:r>
-    </w:p>
-    <w:p>
-      <w:pPr>
-        <w:pStyle w:val="Heading2"/>
-        <w:spacing w:after="120" w:before="300"/>
-      </w:pPr>
-      <w:r>
-        <w:rPr>
-          <w:b/>
-          <w:bCs/>
-        </w:rPr>
-        <w:t xml:space="preserve">Where sessions live now</w:t>
-      </w:r>
-    </w:p>
-    <w:p>
-      <w:r>
-        <w:t xml:space="preserve">Two sources feed the portal: the bundled code (sessions 1–50, historical) and the Airtable Sessions table (everything you add going forward). The portal merges them automatically. If a session in Airtable has the same slug as a bundled one, Airtable wins — so you can also use the form to update an existing session (change the video URL, swap a PDF) by publishing with the same title.</w:t>
+        <w:spacing w:after="120" w:before="200"/>
+      </w:pPr>
+      <w:r>
+        <w:rPr>
+          <w:b/>
+          <w:bCs/>
+        </w:rPr>
+        <w:t xml:space="preserve">If anything goes wrong</w:t>
+      </w:r>
+    </w:p>
+    <w:p>
+      <w:r>
+        <w:t xml:space="preserve">Open Airtable &gt; Sessions, find the row, and edit any field directly. The portal updates within a minute. If you need to hide a session, untick the </w:t>
+      </w:r>
+      <w:r>
+        <w:rPr>
+          <w:b/>
+          <w:bCs/>
+        </w:rPr>
+        <w:t xml:space="preserve">Published</w:t>
+      </w:r>
+      <w:r>
+        <w:t xml:space="preserve"> checkbox.</w:t>
       </w:r>
     </w:p>
     <w:sectPr>
@@ -614,18 +515,6 @@
     <w:multiLevelType w:val="hybridMultilevel"/>
     <w:lvl w:ilvl="0" w15:tentative="1">
       <w:start w:val="1"/>
-      <w:numFmt w:val="decimal"/>
-      <w:lvlText w:val="%1."/>
-      <w:lvlJc w:val="left"/>
-      <w:pPr>
-        <w:ind w:left="720" w:hanging="360"/>
-      </w:pPr>
-    </w:lvl>
-  </w:abstractNum>
-  <w:abstractNum w:abstractNumId="3" w15:restartNumberingAfterBreak="0">
-    <w:multiLevelType w:val="hybridMultilevel"/>
-    <w:lvl w:ilvl="0" w15:tentative="1">
-      <w:start w:val="1"/>
       <w:numFmt w:val="bullet"/>
       <w:lvlText w:val="•"/>
       <w:lvlJc w:val="left"/>
@@ -641,12 +530,6 @@
     </w:lvlOverride>
   </w:num>
   <w:num w:numId="2">
-    <w:abstractNumId w:val="3"/>
-    <w:lvlOverride w:ilvl="0">
-      <w:startOverride w:val="1"/>
-    </w:lvlOverride>
-  </w:num>
-  <w:num w:numId="3">
     <w:abstractNumId w:val="2"/>
     <w:lvlOverride w:ilvl="0">
       <w:startOverride w:val="1"/>
